--- a/Sprint20260921-20261002/HERO-67223_20261008_112534.docx
+++ b/Sprint20260921-20261002/HERO-67223_20261008_112534.docx
@@ -15,7 +15,7 @@
           <w:sz w:val="32"/>
           <w:u w:val="none"/>
         </w:rPr>
-        <w:t>HERO-67223 Test Report</w:t>
+        <w:t>Printing Service Java 25 Upgrade Engineering Report</w:t>
       </w:r>
     </w:p>
     <w:p>
@@ -45,7 +45,7 @@
           <w:sz w:val="24"/>
           <w:u w:val="none"/>
         </w:rPr>
-        <w:t>F1.Printing Service Launch and Connectivity After Java 25 Upgrade</w:t>
+        <w:t>F1. Printing Service Build and Startup on the Upgraded Stack</w:t>
       </w:r>
     </w:p>
     <w:p>
@@ -60,7 +60,7 @@
           <w:sz w:val="22"/>
           <w:u w:val="none"/>
         </w:rPr>
-        <w:t>F1.1.Verify Printing Service Starts Successfully With Java 25 Runtime</w:t>
+        <w:t>F1.1. Build Printing Service with Gradle 9.7.0 on Java 25</w:t>
       </w:r>
     </w:p>
     <w:p>
@@ -81,7 +81,7 @@
     <w:p>
       <w:pPr>
         <w:spacing w:before="0" w:after="40"/>
-        <w:ind w:left="360" w:hanging="240"/>
+        <w:ind w:left="1080" w:hanging="240"/>
       </w:pPr>
       <w:r>
         <w:rPr>
@@ -91,13 +91,13 @@
           <w:sz w:val="20"/>
           <w:u w:val="none"/>
         </w:rPr>
-        <w:t>1. The new Printing Service build packaged with Java 25 runtime and Gradle 9.7.0 is available for installation</w:t>
+        <w:t>1. Printing Service source code is updated for the Java 25 upgrade</w:t>
       </w:r>
     </w:p>
     <w:p>
       <w:pPr>
         <w:spacing w:before="0" w:after="40"/>
-        <w:ind w:left="360" w:hanging="240"/>
+        <w:ind w:left="1080" w:hanging="240"/>
       </w:pPr>
       <w:r>
         <w:rPr>
@@ -107,39 +107,7 @@
           <w:sz w:val="20"/>
           <w:u w:val="none"/>
         </w:rPr>
-        <w:t>2. A clean Workstation (Windows 11 Enterprise) is available in the local test environment where the Printing Service is hosted</w:t>
-      </w:r>
-    </w:p>
-    <w:p>
-      <w:pPr>
-        <w:spacing w:before="0" w:after="40"/>
-        <w:ind w:left="360" w:hanging="240"/>
-      </w:pPr>
-      <w:r>
-        <w:rPr>
-          <w:rFonts w:ascii="Arial" w:hAnsi="Arial" w:eastAsia="Arial" w:cs="Arial"/>
-          <w:b w:val="0"/>
-          <w:color w:val="000000"/>
-          <w:sz w:val="20"/>
-          <w:u w:val="none"/>
-        </w:rPr>
-        <w:t>3. POS backend (Cloud / Local / OnPremise) is reachable from the workstation</w:t>
-      </w:r>
-    </w:p>
-    <w:p>
-      <w:pPr>
-        <w:spacing w:before="0" w:after="40"/>
-        <w:ind w:left="360" w:hanging="240"/>
-      </w:pPr>
-      <w:r>
-        <w:rPr>
-          <w:rFonts w:ascii="Arial" w:hAnsi="Arial" w:eastAsia="Arial" w:cs="Arial"/>
-          <w:b w:val="0"/>
-          <w:color w:val="000000"/>
-          <w:sz w:val="20"/>
-          <w:u w:val="none"/>
-        </w:rPr>
-        <w:t>4. A printer is configured and connected to the workstation</w:t>
+        <w:t>2. Java 25 JDK and Gradle 9.7.0 are installed in the build environment</w:t>
       </w:r>
     </w:p>
     <w:p>
@@ -160,7 +128,7 @@
     <w:p>
       <w:pPr>
         <w:spacing w:before="0" w:after="40"/>
-        <w:ind w:left="360" w:hanging="240"/>
+        <w:ind w:left="1080" w:hanging="240"/>
       </w:pPr>
       <w:r>
         <w:rPr>
@@ -170,13 +138,13 @@
           <w:sz w:val="20"/>
           <w:u w:val="none"/>
         </w:rPr>
-        <w:t>1. Install the new Printing Service build that uses Java 25 runtime and Gradle 9.7.0</w:t>
+        <w:t>1. Open a terminal in the Printing Service project directory</w:t>
       </w:r>
     </w:p>
     <w:p>
       <w:pPr>
         <w:spacing w:before="0" w:after="40"/>
-        <w:ind w:left="360" w:hanging="240"/>
+        <w:ind w:left="1080" w:hanging="240"/>
       </w:pPr>
       <w:r>
         <w:rPr>
@@ -186,13 +154,13 @@
           <w:sz w:val="20"/>
           <w:u w:val="none"/>
         </w:rPr>
-        <w:t>2. Start the Printing Service</w:t>
+        <w:t>2. Run the Gradle build with Gradle 9.7.0 targeting Java 25</w:t>
       </w:r>
     </w:p>
     <w:p>
       <w:pPr>
         <w:spacing w:before="0" w:after="40"/>
-        <w:ind w:left="360" w:hanging="240"/>
+        <w:ind w:left="1080" w:hanging="240"/>
       </w:pPr>
       <w:r>
         <w:rPr>
@@ -202,39 +170,7 @@
           <w:sz w:val="20"/>
           <w:u w:val="none"/>
         </w:rPr>
-        <w:t>3. Verify the service startup process completes without errors</w:t>
-      </w:r>
-    </w:p>
-    <w:p>
-      <w:pPr>
-        <w:spacing w:before="0" w:after="40"/>
-        <w:ind w:left="360" w:hanging="240"/>
-      </w:pPr>
-      <w:r>
-        <w:rPr>
-          <w:rFonts w:ascii="Arial" w:hAnsi="Arial" w:eastAsia="Arial" w:cs="Arial"/>
-          <w:b w:val="0"/>
-          <w:color w:val="000000"/>
-          <w:sz w:val="20"/>
-          <w:u w:val="none"/>
-        </w:rPr>
-        <w:t>4. Check the service logs for any Java 25 / Gradle 9.7.0 related startup errors</w:t>
-      </w:r>
-    </w:p>
-    <w:p>
-      <w:pPr>
-        <w:spacing w:before="0" w:after="40"/>
-        <w:ind w:left="360" w:hanging="240"/>
-      </w:pPr>
-      <w:r>
-        <w:rPr>
-          <w:rFonts w:ascii="Arial" w:hAnsi="Arial" w:eastAsia="Arial" w:cs="Arial"/>
-          <w:b w:val="0"/>
-          <w:color w:val="000000"/>
-          <w:sz w:val="20"/>
-          <w:u w:val="none"/>
-        </w:rPr>
-        <w:t>5. Verify the Printing Service is reachable from the POS Client</w:t>
+        <w:t>3. Review the build output and generated artifacts</w:t>
       </w:r>
     </w:p>
     <w:p>
@@ -255,7 +191,7 @@
     <w:p>
       <w:pPr>
         <w:spacing w:before="0" w:after="40"/>
-        <w:ind w:left="360" w:hanging="240"/>
+        <w:ind w:left="1080" w:hanging="240"/>
       </w:pPr>
       <w:r>
         <w:rPr>
@@ -265,13 +201,13 @@
           <w:sz w:val="20"/>
           <w:u w:val="none"/>
         </w:rPr>
-        <w:t>1. The Printing Service installs successfully with the bundled Java 25 runtime and Gradle 9.7.0</w:t>
+        <w:t>1. The build completes successfully without compilation errors</w:t>
       </w:r>
     </w:p>
     <w:p>
       <w:pPr>
         <w:spacing w:before="0" w:after="40"/>
-        <w:ind w:left="360" w:hanging="240"/>
+        <w:ind w:left="1080" w:hanging="240"/>
       </w:pPr>
       <w:r>
         <w:rPr>
@@ -281,13 +217,13 @@
           <w:sz w:val="20"/>
           <w:u w:val="none"/>
         </w:rPr>
-        <w:t>2. The service starts without runtime errors or missing Java module errors</w:t>
+        <w:t>2. No errors caused by deprecated or removed Java APIs are reported</w:t>
       </w:r>
     </w:p>
     <w:p>
       <w:pPr>
         <w:spacing w:before="0" w:after="40"/>
-        <w:ind w:left="360" w:hanging="240"/>
+        <w:ind w:left="1080" w:hanging="240"/>
       </w:pPr>
       <w:r>
         <w:rPr>
@@ -297,23 +233,7 @@
           <w:sz w:val="20"/>
           <w:u w:val="none"/>
         </w:rPr>
-        <w:t>3. No Java 25 / Gradle 9.7.0 related startup errors appear in the service logs</w:t>
-      </w:r>
-    </w:p>
-    <w:p>
-      <w:pPr>
-        <w:spacing w:before="0" w:after="40"/>
-        <w:ind w:left="360" w:hanging="240"/>
-      </w:pPr>
-      <w:r>
-        <w:rPr>
-          <w:rFonts w:ascii="Arial" w:hAnsi="Arial" w:eastAsia="Arial" w:cs="Arial"/>
-          <w:b w:val="0"/>
-          <w:color w:val="000000"/>
-          <w:sz w:val="20"/>
-          <w:u w:val="none"/>
-        </w:rPr>
-        <w:t>4. The Printing Service is reachable from the POS Client</w:t>
+        <w:t>3. The Printing Service artifact is generated on the Java 25 and Gradle 9.7.0 toolchain</w:t>
       </w:r>
     </w:p>
     <w:p>
@@ -328,7 +248,7 @@
           <w:sz w:val="22"/>
           <w:u w:val="none"/>
         </w:rPr>
-        <w:t>F1.2.Verify Core Printing Operations Function Correctly With Java 25 Runtime</w:t>
+        <w:t>F1.2. Start Printing Service on Java 25 Runtime</w:t>
       </w:r>
     </w:p>
     <w:p>
@@ -349,7 +269,7 @@
     <w:p>
       <w:pPr>
         <w:spacing w:before="0" w:after="40"/>
-        <w:ind w:left="360" w:hanging="240"/>
+        <w:ind w:left="1080" w:hanging="240"/>
       </w:pPr>
       <w:r>
         <w:rPr>
@@ -359,13 +279,13 @@
           <w:sz w:val="20"/>
           <w:u w:val="none"/>
         </w:rPr>
-        <w:t>1. The Printing Service with Java 25 runtime is installed and running</w:t>
+        <w:t>1. The Printing Service artifact built on Java 25 is deployed</w:t>
       </w:r>
     </w:p>
     <w:p>
       <w:pPr>
         <w:spacing w:before="0" w:after="40"/>
-        <w:ind w:left="360" w:hanging="240"/>
+        <w:ind w:left="1080" w:hanging="240"/>
       </w:pPr>
       <w:r>
         <w:rPr>
@@ -375,23 +295,7 @@
           <w:sz w:val="20"/>
           <w:u w:val="none"/>
         </w:rPr>
-        <w:t>2. A printer is configured and connected to the workstation hosting the Printing Service</w:t>
-      </w:r>
-    </w:p>
-    <w:p>
-      <w:pPr>
-        <w:spacing w:before="0" w:after="40"/>
-        <w:ind w:left="360" w:hanging="240"/>
-      </w:pPr>
-      <w:r>
-        <w:rPr>
-          <w:rFonts w:ascii="Arial" w:hAnsi="Arial" w:eastAsia="Arial" w:cs="Arial"/>
-          <w:b w:val="0"/>
-          <w:color w:val="000000"/>
-          <w:sz w:val="20"/>
-          <w:u w:val="none"/>
-        </w:rPr>
-        <w:t>3. Print formats (kitchen slip, customer check, action slip, report) are configured in POS</w:t>
+        <w:t>2. The POS environment and configured printers are available</w:t>
       </w:r>
     </w:p>
     <w:p>
@@ -412,7 +316,7 @@
     <w:p>
       <w:pPr>
         <w:spacing w:before="0" w:after="40"/>
-        <w:ind w:left="360" w:hanging="240"/>
+        <w:ind w:left="1080" w:hanging="240"/>
       </w:pPr>
       <w:r>
         <w:rPr>
@@ -422,13 +326,13 @@
           <w:sz w:val="20"/>
           <w:u w:val="none"/>
         </w:rPr>
-        <w:t>1. From the POS Client, trigger a kitchen slip print by adding items to a check</w:t>
+        <w:t>1. Start the Printing Service using the Java 25 runtime</w:t>
       </w:r>
     </w:p>
     <w:p>
       <w:pPr>
         <w:spacing w:before="0" w:after="40"/>
-        <w:ind w:left="360" w:hanging="240"/>
+        <w:ind w:left="1080" w:hanging="240"/>
       </w:pPr>
       <w:r>
         <w:rPr>
@@ -438,13 +342,13 @@
           <w:sz w:val="20"/>
           <w:u w:val="none"/>
         </w:rPr>
-        <w:t>2. Trigger a customer check print</w:t>
+        <w:t>2. Check the service startup log</w:t>
       </w:r>
     </w:p>
     <w:p>
       <w:pPr>
         <w:spacing w:before="0" w:after="40"/>
-        <w:ind w:left="360" w:hanging="240"/>
+        <w:ind w:left="1080" w:hanging="240"/>
       </w:pPr>
       <w:r>
         <w:rPr>
@@ -454,39 +358,7 @@
           <w:sz w:val="20"/>
           <w:u w:val="none"/>
         </w:rPr>
-        <w:t>3. Trigger an action slip print (e.g. mark delivery, void item)</w:t>
-      </w:r>
-    </w:p>
-    <w:p>
-      <w:pPr>
-        <w:spacing w:before="0" w:after="40"/>
-        <w:ind w:left="360" w:hanging="240"/>
-      </w:pPr>
-      <w:r>
-        <w:rPr>
-          <w:rFonts w:ascii="Arial" w:hAnsi="Arial" w:eastAsia="Arial" w:cs="Arial"/>
-          <w:b w:val="0"/>
-          <w:color w:val="000000"/>
-          <w:sz w:val="20"/>
-          <w:u w:val="none"/>
-        </w:rPr>
-        <w:t>4. Trigger a report print from the POS Client</w:t>
-      </w:r>
-    </w:p>
-    <w:p>
-      <w:pPr>
-        <w:spacing w:before="0" w:after="40"/>
-        <w:ind w:left="360" w:hanging="240"/>
-      </w:pPr>
-      <w:r>
-        <w:rPr>
-          <w:rFonts w:ascii="Arial" w:hAnsi="Arial" w:eastAsia="Arial" w:cs="Arial"/>
-          <w:b w:val="0"/>
-          <w:color w:val="000000"/>
-          <w:sz w:val="20"/>
-          <w:u w:val="none"/>
-        </w:rPr>
-        <w:t>5. Verify all print outputs render correctly on the connected printer</w:t>
+        <w:t>3. Confirm the service connects to the POS system and printers</w:t>
       </w:r>
     </w:p>
     <w:p>
@@ -507,7 +379,7 @@
     <w:p>
       <w:pPr>
         <w:spacing w:before="0" w:after="40"/>
-        <w:ind w:left="360" w:hanging="240"/>
+        <w:ind w:left="1080" w:hanging="240"/>
       </w:pPr>
       <w:r>
         <w:rPr>
@@ -517,13 +389,13 @@
           <w:sz w:val="20"/>
           <w:u w:val="none"/>
         </w:rPr>
-        <w:t>1. Kitchen slip prints correctly through the Printing Service with Java 25 runtime</w:t>
+        <w:t>1. Printing Service starts successfully on the Java 25 runtime</w:t>
       </w:r>
     </w:p>
     <w:p>
       <w:pPr>
         <w:spacing w:before="0" w:after="40"/>
-        <w:ind w:left="360" w:hanging="240"/>
+        <w:ind w:left="1080" w:hanging="240"/>
       </w:pPr>
       <w:r>
         <w:rPr>
@@ -533,13 +405,13 @@
           <w:sz w:val="20"/>
           <w:u w:val="none"/>
         </w:rPr>
-        <w:t>2. Customer check prints correctly through the Printing Service</w:t>
+        <w:t>2. No startup exceptions related to deprecated or rewritten code appear in the log</w:t>
       </w:r>
     </w:p>
     <w:p>
       <w:pPr>
         <w:spacing w:before="0" w:after="40"/>
-        <w:ind w:left="360" w:hanging="240"/>
+        <w:ind w:left="1080" w:hanging="240"/>
       </w:pPr>
       <w:r>
         <w:rPr>
@@ -549,39 +421,7 @@
           <w:sz w:val="20"/>
           <w:u w:val="none"/>
         </w:rPr>
-        <w:t>3. Action slip prints correctly through the Printing Service</w:t>
-      </w:r>
-    </w:p>
-    <w:p>
-      <w:pPr>
-        <w:spacing w:before="0" w:after="40"/>
-        <w:ind w:left="360" w:hanging="240"/>
-      </w:pPr>
-      <w:r>
-        <w:rPr>
-          <w:rFonts w:ascii="Arial" w:hAnsi="Arial" w:eastAsia="Arial" w:cs="Arial"/>
-          <w:b w:val="0"/>
-          <w:color w:val="000000"/>
-          <w:sz w:val="20"/>
-          <w:u w:val="none"/>
-        </w:rPr>
-        <w:t>4. Report printing functions correctly through the Printing Service</w:t>
-      </w:r>
-    </w:p>
-    <w:p>
-      <w:pPr>
-        <w:spacing w:before="0" w:after="40"/>
-        <w:ind w:left="360" w:hanging="240"/>
-      </w:pPr>
-      <w:r>
-        <w:rPr>
-          <w:rFonts w:ascii="Arial" w:hAnsi="Arial" w:eastAsia="Arial" w:cs="Arial"/>
-          <w:b w:val="0"/>
-          <w:color w:val="000000"/>
-          <w:sz w:val="20"/>
-          <w:u w:val="none"/>
-        </w:rPr>
-        <w:t>5. No print spooler errors or missing print service errors occur</w:t>
+        <w:t>3. The service is online and ready to accept print jobs</w:t>
       </w:r>
     </w:p>
     <w:p>
@@ -596,7 +436,7 @@
           <w:sz w:val="24"/>
           <w:u w:val="none"/>
         </w:rPr>
-        <w:t>F2.Print Format and Layout Verification</w:t>
+        <w:t>F2. Core Printing Functions After the Upgrade</w:t>
       </w:r>
     </w:p>
     <w:p>
@@ -611,7 +451,7 @@
           <w:sz w:val="22"/>
           <w:u w:val="none"/>
         </w:rPr>
-        <w:t>F2.1.Verify Print Formats Render Correctly After Java 25 Upgrade</w:t>
+        <w:t>F2.1. Print Guest Check on Upgraded Printing Service</w:t>
       </w:r>
     </w:p>
     <w:p>
@@ -632,7 +472,7 @@
     <w:p>
       <w:pPr>
         <w:spacing w:before="0" w:after="40"/>
-        <w:ind w:left="360" w:hanging="240"/>
+        <w:ind w:left="1080" w:hanging="240"/>
       </w:pPr>
       <w:r>
         <w:rPr>
@@ -642,13 +482,13 @@
           <w:sz w:val="20"/>
           <w:u w:val="none"/>
         </w:rPr>
-        <w:t>1. The Printing Service with Java 25 runtime is installed and running</w:t>
+        <w:t>1. Printing Service is running on Java 25</w:t>
       </w:r>
     </w:p>
     <w:p>
       <w:pPr>
         <w:spacing w:before="0" w:after="40"/>
-        <w:ind w:left="360" w:hanging="240"/>
+        <w:ind w:left="1080" w:hanging="240"/>
       </w:pPr>
       <w:r>
         <w:rPr>
@@ -658,23 +498,7 @@
           <w:sz w:val="20"/>
           <w:u w:val="none"/>
         </w:rPr>
-        <w:t>2. Multiple print formats are configured in POS (e.g. kitchen slip with item grouping, check with item/discount/payment sections, action slip with rollback info)</w:t>
-      </w:r>
-    </w:p>
-    <w:p>
-      <w:pPr>
-        <w:spacing w:before="0" w:after="40"/>
-        <w:ind w:left="360" w:hanging="240"/>
-      </w:pPr>
-      <w:r>
-        <w:rPr>
-          <w:rFonts w:ascii="Arial" w:hAnsi="Arial" w:eastAsia="Arial" w:cs="Arial"/>
-          <w:b w:val="0"/>
-          <w:color w:val="000000"/>
-          <w:sz w:val="20"/>
-          <w:u w:val="none"/>
-        </w:rPr>
-        <w:t>3. A printer is connected and accessible from the Printing Service</w:t>
+        <w:t>2. An open check with ordered items exists in POS</w:t>
       </w:r>
     </w:p>
     <w:p>
@@ -695,7 +519,7 @@
     <w:p>
       <w:pPr>
         <w:spacing w:before="0" w:after="40"/>
-        <w:ind w:left="360" w:hanging="240"/>
+        <w:ind w:left="1080" w:hanging="240"/>
       </w:pPr>
       <w:r>
         <w:rPr>
@@ -705,13 +529,13 @@
           <w:sz w:val="20"/>
           <w:u w:val="none"/>
         </w:rPr>
-        <w:t>1. Trigger prints using different configured print formats (kitchen slip, customer check, action slip, receipt)</w:t>
+        <w:t>1. Open the check in POS</w:t>
       </w:r>
     </w:p>
     <w:p>
       <w:pPr>
         <w:spacing w:before="0" w:after="40"/>
-        <w:ind w:left="360" w:hanging="240"/>
+        <w:ind w:left="1080" w:hanging="240"/>
       </w:pPr>
       <w:r>
         <w:rPr>
@@ -721,13 +545,13 @@
           <w:sz w:val="20"/>
           <w:u w:val="none"/>
         </w:rPr>
-        <w:t>2. Verify the layout of each printed output</w:t>
+        <w:t>2. Trigger guest check printing</w:t>
       </w:r>
     </w:p>
     <w:p>
       <w:pPr>
         <w:spacing w:before="0" w:after="40"/>
-        <w:ind w:left="360" w:hanging="240"/>
+        <w:ind w:left="1080" w:hanging="240"/>
       </w:pPr>
       <w:r>
         <w:rPr>
@@ -737,23 +561,7 @@
           <w:sz w:val="20"/>
           <w:u w:val="none"/>
         </w:rPr>
-        <w:t>3. Verify the content of each printed output (item names, prices, discounts, payments, footer)</w:t>
-      </w:r>
-    </w:p>
-    <w:p>
-      <w:pPr>
-        <w:spacing w:before="0" w:after="40"/>
-        <w:ind w:left="360" w:hanging="240"/>
-      </w:pPr>
-      <w:r>
-        <w:rPr>
-          <w:rFonts w:ascii="Arial" w:hAnsi="Arial" w:eastAsia="Arial" w:cs="Arial"/>
-          <w:b w:val="0"/>
-          <w:color w:val="000000"/>
-          <w:sz w:val="20"/>
-          <w:u w:val="none"/>
-        </w:rPr>
-        <w:t>4. Verify multi-language support (e.g. English, Chinese, Thai) is not affected by the Java 25 upgrade</w:t>
+        <w:t>3. Verify the printed guest check</w:t>
       </w:r>
     </w:p>
     <w:p>
@@ -774,7 +582,7 @@
     <w:p>
       <w:pPr>
         <w:spacing w:before="0" w:after="40"/>
-        <w:ind w:left="360" w:hanging="240"/>
+        <w:ind w:left="1080" w:hanging="240"/>
       </w:pPr>
       <w:r>
         <w:rPr>
@@ -784,13 +592,13 @@
           <w:sz w:val="20"/>
           <w:u w:val="none"/>
         </w:rPr>
-        <w:t>1. All configured print formats render correctly through the Printing Service with Java 25 runtime</w:t>
+        <w:t>1. The print job is processed by Printing Service without errors</w:t>
       </w:r>
     </w:p>
     <w:p>
       <w:pPr>
         <w:spacing w:before="0" w:after="40"/>
-        <w:ind w:left="360" w:hanging="240"/>
+        <w:ind w:left="1080" w:hanging="240"/>
       </w:pPr>
       <w:r>
         <w:rPr>
@@ -800,13 +608,13 @@
           <w:sz w:val="20"/>
           <w:u w:val="none"/>
         </w:rPr>
-        <w:t>2. The layout (positions, alignment, fonts) of each printed output is correct and matches the previous Java runtime behavior</w:t>
+        <w:t>2. The guest check is printed with complete and correct content</w:t>
       </w:r>
     </w:p>
     <w:p>
       <w:pPr>
         <w:spacing w:before="0" w:after="40"/>
-        <w:ind w:left="360" w:hanging="240"/>
+        <w:ind w:left="1080" w:hanging="240"/>
       </w:pPr>
       <w:r>
         <w:rPr>
@@ -816,38 +624,7 @@
           <w:sz w:val="20"/>
           <w:u w:val="none"/>
         </w:rPr>
-        <w:t>3. The content (item names, prices, discounts, payments, footer) is correctly printed</w:t>
-      </w:r>
-    </w:p>
-    <w:p>
-      <w:pPr>
-        <w:spacing w:before="0" w:after="40"/>
-        <w:ind w:left="360" w:hanging="240"/>
-      </w:pPr>
-      <w:r>
-        <w:rPr>
-          <w:rFonts w:ascii="Arial" w:hAnsi="Arial" w:eastAsia="Arial" w:cs="Arial"/>
-          <w:b w:val="0"/>
-          <w:color w:val="000000"/>
-          <w:sz w:val="20"/>
-          <w:u w:val="none"/>
-        </w:rPr>
-        <w:t>4. Multi-language support is preserved after the Java 25 upgrade</w:t>
-      </w:r>
-    </w:p>
-    <w:p>
-      <w:pPr>
-        <w:spacing w:before="160" w:after="80"/>
-      </w:pPr>
-      <w:r>
-        <w:rPr>
-          <w:rFonts w:ascii="Arial" w:hAnsi="Arial" w:eastAsia="Arial" w:cs="Arial"/>
-          <w:b/>
-          <w:color w:val="001EFF"/>
-          <w:sz w:val="24"/>
-          <w:u w:val="none"/>
-        </w:rPr>
-        <w:t>F3.Deprecated Code Rewrite Verification</w:t>
+        <w:t>3. No exception is recorded in the Printing Service log</w:t>
       </w:r>
     </w:p>
     <w:p>
@@ -862,7 +639,7 @@
           <w:sz w:val="22"/>
           <w:u w:val="none"/>
         </w:rPr>
-        <w:t>F3.1.Verify Refactored Code Paths Function Equivalently After Java 25 Upgrade</w:t>
+        <w:t>F2.2. Print Payment Receipt on Upgraded Printing Service</w:t>
       </w:r>
     </w:p>
     <w:p>
@@ -883,7 +660,7 @@
     <w:p>
       <w:pPr>
         <w:spacing w:before="0" w:after="40"/>
-        <w:ind w:left="360" w:hanging="240"/>
+        <w:ind w:left="1080" w:hanging="240"/>
       </w:pPr>
       <w:r>
         <w:rPr>
@@ -893,13 +670,13 @@
           <w:sz w:val="20"/>
           <w:u w:val="none"/>
         </w:rPr>
-        <w:t>1. The Printing Service with Java 25 runtime is installed and running (with deprecated code rewritten)</w:t>
+        <w:t>1. Printing Service is running on Java 25</w:t>
       </w:r>
     </w:p>
     <w:p>
       <w:pPr>
         <w:spacing w:before="0" w:after="40"/>
-        <w:ind w:left="360" w:hanging="240"/>
+        <w:ind w:left="1080" w:hanging="240"/>
       </w:pPr>
       <w:r>
         <w:rPr>
@@ -909,23 +686,7 @@
           <w:sz w:val="20"/>
           <w:u w:val="none"/>
         </w:rPr>
-        <w:t>2. Print formats and printer configurations are in place</w:t>
-      </w:r>
-    </w:p>
-    <w:p>
-      <w:pPr>
-        <w:spacing w:before="0" w:after="40"/>
-        <w:ind w:left="360" w:hanging="240"/>
-      </w:pPr>
-      <w:r>
-        <w:rPr>
-          <w:rFonts w:ascii="Arial" w:hAnsi="Arial" w:eastAsia="Arial" w:cs="Arial"/>
-          <w:b w:val="0"/>
-          <w:color w:val="000000"/>
-          <w:sz w:val="20"/>
-          <w:u w:val="none"/>
-        </w:rPr>
-        <w:t>3. A POS Client is available to trigger print actions</w:t>
+        <w:t>2. A check has been fully paid in POS</w:t>
       </w:r>
     </w:p>
     <w:p>
@@ -946,7 +707,7 @@
     <w:p>
       <w:pPr>
         <w:spacing w:before="0" w:after="40"/>
-        <w:ind w:left="360" w:hanging="240"/>
+        <w:ind w:left="1080" w:hanging="240"/>
       </w:pPr>
       <w:r>
         <w:rPr>
@@ -956,13 +717,13 @@
           <w:sz w:val="20"/>
           <w:u w:val="none"/>
         </w:rPr>
-        <w:t>1. Identify print operations that historically relied on deprecated Java APIs (e.g. legacy print service APIs, deprecated image/font handling)</w:t>
+        <w:t>1. Settle a check to trigger receipt printing</w:t>
       </w:r>
     </w:p>
     <w:p>
       <w:pPr>
         <w:spacing w:before="0" w:after="40"/>
-        <w:ind w:left="360" w:hanging="240"/>
+        <w:ind w:left="1080" w:hanging="240"/>
       </w:pPr>
       <w:r>
         <w:rPr>
@@ -972,13 +733,13 @@
           <w:sz w:val="20"/>
           <w:u w:val="none"/>
         </w:rPr>
-        <w:t>2. Trigger prints that exercise these refactored code paths</w:t>
+        <w:t>2. Verify the printed payment receipt</w:t>
       </w:r>
     </w:p>
     <w:p>
       <w:pPr>
         <w:spacing w:before="0" w:after="40"/>
-        <w:ind w:left="360" w:hanging="240"/>
+        <w:ind w:left="1080" w:hanging="240"/>
       </w:pPr>
       <w:r>
         <w:rPr>
@@ -988,23 +749,7 @@
           <w:sz w:val="20"/>
           <w:u w:val="none"/>
         </w:rPr>
-        <w:t>3. Verify the printed output matches the expected format and content</w:t>
-      </w:r>
-    </w:p>
-    <w:p>
-      <w:pPr>
-        <w:spacing w:before="0" w:after="40"/>
-        <w:ind w:left="360" w:hanging="240"/>
-      </w:pPr>
-      <w:r>
-        <w:rPr>
-          <w:rFonts w:ascii="Arial" w:hAnsi="Arial" w:eastAsia="Arial" w:cs="Arial"/>
-          <w:b w:val="0"/>
-          <w:color w:val="000000"/>
-          <w:sz w:val="20"/>
-          <w:u w:val="none"/>
-        </w:rPr>
-        <w:t>4. Compare the printed output with the previous Java runtime version output to confirm equivalence</w:t>
+        <w:t>3. Check the Printing Service log</w:t>
       </w:r>
     </w:p>
     <w:p>
@@ -1025,7 +770,7 @@
     <w:p>
       <w:pPr>
         <w:spacing w:before="0" w:after="40"/>
-        <w:ind w:left="360" w:hanging="240"/>
+        <w:ind w:left="1080" w:hanging="240"/>
       </w:pPr>
       <w:r>
         <w:rPr>
@@ -1035,13 +780,13 @@
           <w:sz w:val="20"/>
           <w:u w:val="none"/>
         </w:rPr>
-        <w:t>1. The rewritten code paths produce the same printed output as the previous Java runtime version</w:t>
+        <w:t>1. The payment receipt is printed successfully after settlement</w:t>
       </w:r>
     </w:p>
     <w:p>
       <w:pPr>
         <w:spacing w:before="0" w:after="40"/>
-        <w:ind w:left="360" w:hanging="240"/>
+        <w:ind w:left="1080" w:hanging="240"/>
       </w:pPr>
       <w:r>
         <w:rPr>
@@ -1051,13 +796,13 @@
           <w:sz w:val="20"/>
           <w:u w:val="none"/>
         </w:rPr>
-        <w:t>2. No functionality regression is introduced by the deprecated code rewrite</w:t>
+        <w:t>2. Receipt content is complete and correctly formatted</w:t>
       </w:r>
     </w:p>
     <w:p>
       <w:pPr>
         <w:spacing w:before="0" w:after="40"/>
-        <w:ind w:left="360" w:hanging="240"/>
+        <w:ind w:left="1080" w:hanging="240"/>
       </w:pPr>
       <w:r>
         <w:rPr>
@@ -1067,38 +812,7 @@
           <w:sz w:val="20"/>
           <w:u w:val="none"/>
         </w:rPr>
-        <w:t>3. The refactored code runs without exceptions or warnings under Java 25</w:t>
-      </w:r>
-    </w:p>
-    <w:p>
-      <w:pPr>
-        <w:spacing w:before="0" w:after="40"/>
-        <w:ind w:left="360" w:hanging="240"/>
-      </w:pPr>
-      <w:r>
-        <w:rPr>
-          <w:rFonts w:ascii="Arial" w:hAnsi="Arial" w:eastAsia="Arial" w:cs="Arial"/>
-          <w:b w:val="0"/>
-          <w:color w:val="000000"/>
-          <w:sz w:val="20"/>
-          <w:u w:val="none"/>
-        </w:rPr>
-        <w:t>4. All print formats that previously worked continue to work correctly</w:t>
-      </w:r>
-    </w:p>
-    <w:p>
-      <w:pPr>
-        <w:spacing w:before="160" w:after="80"/>
-      </w:pPr>
-      <w:r>
-        <w:rPr>
-          <w:rFonts w:ascii="Arial" w:hAnsi="Arial" w:eastAsia="Arial" w:cs="Arial"/>
-          <w:b/>
-          <w:color w:val="001EFF"/>
-          <w:sz w:val="24"/>
-          <w:u w:val="none"/>
-        </w:rPr>
-        <w:t>F4.System Stability and Resource Usage</w:t>
+        <w:t>3. No service error or print failure occurs</w:t>
       </w:r>
     </w:p>
     <w:p>
@@ -1113,7 +827,7 @@
           <w:sz w:val="22"/>
           <w:u w:val="none"/>
         </w:rPr>
-        <w:t>F4.1.Verify Printing Service Stability Under Java 25 Runtime</w:t>
+        <w:t>F2.3. Print Kitchen Slip on Upgraded Printing Service</w:t>
       </w:r>
     </w:p>
     <w:p>
@@ -1134,7 +848,7 @@
     <w:p>
       <w:pPr>
         <w:spacing w:before="0" w:after="40"/>
-        <w:ind w:left="360" w:hanging="240"/>
+        <w:ind w:left="1080" w:hanging="240"/>
       </w:pPr>
       <w:r>
         <w:rPr>
@@ -1144,13 +858,13 @@
           <w:sz w:val="20"/>
           <w:u w:val="none"/>
         </w:rPr>
-        <w:t>1. The Printing Service with Java 25 runtime is installed and running</w:t>
+        <w:t>1. Printing Service is running on Java 25</w:t>
       </w:r>
     </w:p>
     <w:p>
       <w:pPr>
         <w:spacing w:before="0" w:after="40"/>
-        <w:ind w:left="360" w:hanging="240"/>
+        <w:ind w:left="1080" w:hanging="240"/>
       </w:pPr>
       <w:r>
         <w:rPr>
@@ -1160,23 +874,7 @@
           <w:sz w:val="20"/>
           <w:u w:val="none"/>
         </w:rPr>
-        <w:t>2. The workstation has monitoring tools available (e.g. Task Manager, JVM monitoring) to observe resource usage</w:t>
-      </w:r>
-    </w:p>
-    <w:p>
-      <w:pPr>
-        <w:spacing w:before="0" w:after="40"/>
-        <w:ind w:left="360" w:hanging="240"/>
-      </w:pPr>
-      <w:r>
-        <w:rPr>
-          <w:rFonts w:ascii="Arial" w:hAnsi="Arial" w:eastAsia="Arial" w:cs="Arial"/>
-          <w:b w:val="0"/>
-          <w:color w:val="000000"/>
-          <w:sz w:val="20"/>
-          <w:u w:val="none"/>
-        </w:rPr>
-        <w:t>3. A high-volume print scenario can be simulated (e.g. multiple concurrent print requests)</w:t>
+        <w:t>2. A kitchen printer is configured for the outlet</w:t>
       </w:r>
     </w:p>
     <w:p>
@@ -1197,7 +895,7 @@
     <w:p>
       <w:pPr>
         <w:spacing w:before="0" w:after="40"/>
-        <w:ind w:left="360" w:hanging="240"/>
+        <w:ind w:left="1080" w:hanging="240"/>
       </w:pPr>
       <w:r>
         <w:rPr>
@@ -1207,13 +905,13 @@
           <w:sz w:val="20"/>
           <w:u w:val="none"/>
         </w:rPr>
-        <w:t>1. Start the Printing Service</w:t>
+        <w:t>1. Open a new check and order kitchen items</w:t>
       </w:r>
     </w:p>
     <w:p>
       <w:pPr>
         <w:spacing w:before="0" w:after="40"/>
-        <w:ind w:left="360" w:hanging="240"/>
+        <w:ind w:left="1080" w:hanging="240"/>
       </w:pPr>
       <w:r>
         <w:rPr>
@@ -1223,13 +921,13 @@
           <w:sz w:val="20"/>
           <w:u w:val="none"/>
         </w:rPr>
-        <w:t>2. Trigger a sequence of print operations (kitchen slip, customer check, action slip, report) for an extended period</w:t>
+        <w:t>2. Send the check to the kitchen</w:t>
       </w:r>
     </w:p>
     <w:p>
       <w:pPr>
         <w:spacing w:before="0" w:after="40"/>
-        <w:ind w:left="360" w:hanging="240"/>
+        <w:ind w:left="1080" w:hanging="240"/>
       </w:pPr>
       <w:r>
         <w:rPr>
@@ -1239,39 +937,7 @@
           <w:sz w:val="20"/>
           <w:u w:val="none"/>
         </w:rPr>
-        <w:t>3. Trigger concurrent print requests to simulate a high-volume scenario</w:t>
-      </w:r>
-    </w:p>
-    <w:p>
-      <w:pPr>
-        <w:spacing w:before="0" w:after="40"/>
-        <w:ind w:left="360" w:hanging="240"/>
-      </w:pPr>
-      <w:r>
-        <w:rPr>
-          <w:rFonts w:ascii="Arial" w:hAnsi="Arial" w:eastAsia="Arial" w:cs="Arial"/>
-          <w:b w:val="0"/>
-          <w:color w:val="000000"/>
-          <w:sz w:val="20"/>
-          <w:u w:val="none"/>
-        </w:rPr>
-        <w:t>4. Observe memory and CPU usage at intervals during operation</w:t>
-      </w:r>
-    </w:p>
-    <w:p>
-      <w:pPr>
-        <w:spacing w:before="0" w:after="40"/>
-        <w:ind w:left="360" w:hanging="240"/>
-      </w:pPr>
-      <w:r>
-        <w:rPr>
-          <w:rFonts w:ascii="Arial" w:hAnsi="Arial" w:eastAsia="Arial" w:cs="Arial"/>
-          <w:b w:val="0"/>
-          <w:color w:val="000000"/>
-          <w:sz w:val="20"/>
-          <w:u w:val="none"/>
-        </w:rPr>
-        <w:t>5. Verify no crashes, hangs, or memory leaks occur over time</w:t>
+        <w:t>3. Verify the kitchen slip output</w:t>
       </w:r>
     </w:p>
     <w:p>
@@ -1292,7 +958,7 @@
     <w:p>
       <w:pPr>
         <w:spacing w:before="0" w:after="40"/>
-        <w:ind w:left="360" w:hanging="240"/>
+        <w:ind w:left="1080" w:hanging="240"/>
       </w:pPr>
       <w:r>
         <w:rPr>
@@ -1302,13 +968,13 @@
           <w:sz w:val="20"/>
           <w:u w:val="none"/>
         </w:rPr>
-        <w:t>1. Memory usage remains stable during prolonged operation under Java 25 runtime</w:t>
+        <w:t>1. The kitchen slip is printed at the configured kitchen printer</w:t>
       </w:r>
     </w:p>
     <w:p>
       <w:pPr>
         <w:spacing w:before="0" w:after="40"/>
-        <w:ind w:left="360" w:hanging="240"/>
+        <w:ind w:left="1080" w:hanging="240"/>
       </w:pPr>
       <w:r>
         <w:rPr>
@@ -1318,13 +984,13 @@
           <w:sz w:val="20"/>
           <w:u w:val="none"/>
         </w:rPr>
-        <w:t>2. CPU usage is comparable to or better than the previous Java runtime</w:t>
+        <w:t>2. Item details on the slip are correct</w:t>
       </w:r>
     </w:p>
     <w:p>
       <w:pPr>
         <w:spacing w:before="0" w:after="40"/>
-        <w:ind w:left="360" w:hanging="240"/>
+        <w:ind w:left="1080" w:hanging="240"/>
       </w:pPr>
       <w:r>
         <w:rPr>
@@ -1334,53 +1000,7 @@
           <w:sz w:val="20"/>
           <w:u w:val="none"/>
         </w:rPr>
-        <w:t>3. No crashes or hangs occur during extended operation or under concurrent print load</w:t>
-      </w:r>
-    </w:p>
-    <w:p>
-      <w:pPr>
-        <w:spacing w:before="0" w:after="40"/>
-        <w:ind w:left="360" w:hanging="240"/>
-      </w:pPr>
-      <w:r>
-        <w:rPr>
-          <w:rFonts w:ascii="Arial" w:hAnsi="Arial" w:eastAsia="Arial" w:cs="Arial"/>
-          <w:b w:val="0"/>
-          <w:color w:val="000000"/>
-          <w:sz w:val="20"/>
-          <w:u w:val="none"/>
-        </w:rPr>
-        <w:t>4. No memory leaks or growing heap usage patterns are observed</w:t>
-      </w:r>
-    </w:p>
-    <w:p>
-      <w:pPr>
-        <w:spacing w:before="200" w:after="120"/>
-      </w:pPr>
-      <w:r>
-        <w:rPr>
-          <w:rFonts w:ascii="Arial" w:hAnsi="Arial" w:eastAsia="Arial" w:cs="Arial"/>
-          <w:b/>
-          <w:color w:val="000000"/>
-          <w:sz w:val="26"/>
-          <w:u w:val="single"/>
-        </w:rPr>
-        <w:t>Compatibility Testing</w:t>
-      </w:r>
-    </w:p>
-    <w:p>
-      <w:pPr>
-        <w:spacing w:before="160" w:after="80"/>
-      </w:pPr>
-      <w:r>
-        <w:rPr>
-          <w:rFonts w:ascii="Arial" w:hAnsi="Arial" w:eastAsia="Arial" w:cs="Arial"/>
-          <w:b/>
-          <w:color w:val="001EFF"/>
-          <w:sz w:val="24"/>
-          <w:u w:val="none"/>
-        </w:rPr>
-        <w:t>C1.Windows Operating System Compatibility</w:t>
+        <w:t>3. Printing Service processes the job without errors</w:t>
       </w:r>
     </w:p>
     <w:p>
@@ -1395,7 +1015,7 @@
           <w:sz w:val="22"/>
           <w:u w:val="none"/>
         </w:rPr>
-        <w:t>C1.1.Verify Printing Service With Java 25 on Windows 11 Enterprise</w:t>
+        <w:t>F2.4. Reprint Slip on Upgraded Printing Service</w:t>
       </w:r>
     </w:p>
     <w:p>
@@ -1416,7 +1036,7 @@
     <w:p>
       <w:pPr>
         <w:spacing w:before="0" w:after="40"/>
-        <w:ind w:left="360" w:hanging="240"/>
+        <w:ind w:left="1080" w:hanging="240"/>
       </w:pPr>
       <w:r>
         <w:rPr>
@@ -1426,13 +1046,13 @@
           <w:sz w:val="20"/>
           <w:u w:val="none"/>
         </w:rPr>
-        <w:t>1. The Printing Service with Java 25 runtime is available for installation</w:t>
+        <w:t>1. Printing Service is running on Java 25</w:t>
       </w:r>
     </w:p>
     <w:p>
       <w:pPr>
         <w:spacing w:before="0" w:after="40"/>
-        <w:ind w:left="360" w:hanging="240"/>
+        <w:ind w:left="1080" w:hanging="240"/>
       </w:pPr>
       <w:r>
         <w:rPr>
@@ -1442,7 +1062,7 @@
           <w:sz w:val="20"/>
           <w:u w:val="none"/>
         </w:rPr>
-        <w:t>2. A Workstation running Windows 11 Enterprise is available in the local test environment</w:t>
+        <w:t>2. A check with a previously printed slip exists</w:t>
       </w:r>
     </w:p>
     <w:p>
@@ -1463,7 +1083,7 @@
     <w:p>
       <w:pPr>
         <w:spacing w:before="0" w:after="40"/>
-        <w:ind w:left="360" w:hanging="240"/>
+        <w:ind w:left="1080" w:hanging="240"/>
       </w:pPr>
       <w:r>
         <w:rPr>
@@ -1473,13 +1093,13 @@
           <w:sz w:val="20"/>
           <w:u w:val="none"/>
         </w:rPr>
-        <w:t>1. Install the Printing Service with Java 25 runtime on Windows 11 Enterprise</w:t>
+        <w:t>1. Use the reprint function in POS for the historical slip</w:t>
       </w:r>
     </w:p>
     <w:p>
       <w:pPr>
         <w:spacing w:before="0" w:after="40"/>
-        <w:ind w:left="360" w:hanging="240"/>
+        <w:ind w:left="1080" w:hanging="240"/>
       </w:pPr>
       <w:r>
         <w:rPr>
@@ -1489,39 +1109,7 @@
           <w:sz w:val="20"/>
           <w:u w:val="none"/>
         </w:rPr>
-        <w:t>2. Start the service and verify connectivity from the POS Client</w:t>
-      </w:r>
-    </w:p>
-    <w:p>
-      <w:pPr>
-        <w:spacing w:before="0" w:after="40"/>
-        <w:ind w:left="360" w:hanging="240"/>
-      </w:pPr>
-      <w:r>
-        <w:rPr>
-          <w:rFonts w:ascii="Arial" w:hAnsi="Arial" w:eastAsia="Arial" w:cs="Arial"/>
-          <w:b w:val="0"/>
-          <w:color w:val="000000"/>
-          <w:sz w:val="20"/>
-          <w:u w:val="none"/>
-        </w:rPr>
-        <w:t>3. Perform representative print operations (kitchen slip, check, action slip, report)</w:t>
-      </w:r>
-    </w:p>
-    <w:p>
-      <w:pPr>
-        <w:spacing w:before="0" w:after="40"/>
-        <w:ind w:left="360" w:hanging="240"/>
-      </w:pPr>
-      <w:r>
-        <w:rPr>
-          <w:rFonts w:ascii="Arial" w:hAnsi="Arial" w:eastAsia="Arial" w:cs="Arial"/>
-          <w:b w:val="0"/>
-          <w:color w:val="000000"/>
-          <w:sz w:val="20"/>
-          <w:u w:val="none"/>
-        </w:rPr>
-        <w:t>4. Verify all functions operate correctly on Windows 11 Enterprise</w:t>
+        <w:t>2. Verify the reprinted output</w:t>
       </w:r>
     </w:p>
     <w:p>
@@ -1542,7 +1130,7 @@
     <w:p>
       <w:pPr>
         <w:spacing w:before="0" w:after="40"/>
-        <w:ind w:left="360" w:hanging="240"/>
+        <w:ind w:left="1080" w:hanging="240"/>
       </w:pPr>
       <w:r>
         <w:rPr>
@@ -1552,13 +1140,13 @@
           <w:sz w:val="20"/>
           <w:u w:val="none"/>
         </w:rPr>
-        <w:t>1. The Printing Service installs and starts successfully on Windows 11 Enterprise</w:t>
+        <w:t>1. The reprint request is processed and the slip is printed again</w:t>
       </w:r>
     </w:p>
     <w:p>
       <w:pPr>
         <w:spacing w:before="0" w:after="40"/>
-        <w:ind w:left="360" w:hanging="240"/>
+        <w:ind w:left="1080" w:hanging="240"/>
       </w:pPr>
       <w:r>
         <w:rPr>
@@ -1568,13 +1156,13 @@
           <w:sz w:val="20"/>
           <w:u w:val="none"/>
         </w:rPr>
-        <w:t>2. The service is reachable from the POS Client on Windows 11 Enterprise</w:t>
+        <w:t>2. Reprinted content matches the original slip</w:t>
       </w:r>
     </w:p>
     <w:p>
       <w:pPr>
         <w:spacing w:before="0" w:after="40"/>
-        <w:ind w:left="360" w:hanging="240"/>
+        <w:ind w:left="1080" w:hanging="240"/>
       </w:pPr>
       <w:r>
         <w:rPr>
@@ -1584,23 +1172,7 @@
           <w:sz w:val="20"/>
           <w:u w:val="none"/>
         </w:rPr>
-        <w:t>3. All representative print operations function correctly on Windows 11 Enterprise</w:t>
-      </w:r>
-    </w:p>
-    <w:p>
-      <w:pPr>
-        <w:spacing w:before="0" w:after="40"/>
-        <w:ind w:left="360" w:hanging="240"/>
-      </w:pPr>
-      <w:r>
-        <w:rPr>
-          <w:rFonts w:ascii="Arial" w:hAnsi="Arial" w:eastAsia="Arial" w:cs="Arial"/>
-          <w:b w:val="0"/>
-          <w:color w:val="000000"/>
-          <w:sz w:val="20"/>
-          <w:u w:val="none"/>
-        </w:rPr>
-        <w:t>4. No Windows-specific compatibility errors are observed</w:t>
+        <w:t>3. No error is reported by Printing Service</w:t>
       </w:r>
     </w:p>
     <w:p>
@@ -1615,7 +1187,7 @@
           <w:sz w:val="24"/>
           <w:u w:val="none"/>
         </w:rPr>
-        <w:t>C2.Network Compatibility</w:t>
+        <w:t>F3. Deprecated Code Rewrite and Service Stability</w:t>
       </w:r>
     </w:p>
     <w:p>
@@ -1630,7 +1202,7 @@
           <w:sz w:val="22"/>
           <w:u w:val="none"/>
         </w:rPr>
-        <w:t>C2.1.Verify Printing Service With Java 25 Across Network Configurations</w:t>
+        <w:t>F3.1. Verify Rewritten Deprecated Code Works During Printing</w:t>
       </w:r>
     </w:p>
     <w:p>
@@ -1651,7 +1223,7 @@
     <w:p>
       <w:pPr>
         <w:spacing w:before="0" w:after="40"/>
-        <w:ind w:left="360" w:hanging="240"/>
+        <w:ind w:left="1080" w:hanging="240"/>
       </w:pPr>
       <w:r>
         <w:rPr>
@@ -1661,23 +1233,7 @@
           <w:sz w:val="20"/>
           <w:u w:val="none"/>
         </w:rPr>
-        <w:t>1. The Printing Service with Java 25 runtime is installed and running</w:t>
-      </w:r>
-    </w:p>
-    <w:p>
-      <w:pPr>
-        <w:spacing w:before="0" w:after="40"/>
-        <w:ind w:left="360" w:hanging="240"/>
-      </w:pPr>
-      <w:r>
-        <w:rPr>
-          <w:rFonts w:ascii="Arial" w:hAnsi="Arial" w:eastAsia="Arial" w:cs="Arial"/>
-          <w:b w:val="0"/>
-          <w:color w:val="000000"/>
-          <w:sz w:val="20"/>
-          <w:u w:val="none"/>
-        </w:rPr>
-        <w:t>2. POS backend and POS Client are reachable across Cloud, Local, OnPremise, Wireless and Wired network configurations</w:t>
+        <w:t>1. Printing Service is running on Java 25 with rewritten code</w:t>
       </w:r>
     </w:p>
     <w:p>
@@ -1698,7 +1254,7 @@
     <w:p>
       <w:pPr>
         <w:spacing w:before="0" w:after="40"/>
-        <w:ind w:left="360" w:hanging="240"/>
+        <w:ind w:left="1080" w:hanging="240"/>
       </w:pPr>
       <w:r>
         <w:rPr>
@@ -1708,13 +1264,13 @@
           <w:sz w:val="20"/>
           <w:u w:val="none"/>
         </w:rPr>
-        <w:t>1. Connect the workstation to the Cloud network and verify Printing Service connectivity and operations</w:t>
+        <w:t>1. Perform a sequence of print jobs covering guest check, receipt and kitchen slip</w:t>
       </w:r>
     </w:p>
     <w:p>
       <w:pPr>
         <w:spacing w:before="0" w:after="40"/>
-        <w:ind w:left="360" w:hanging="240"/>
+        <w:ind w:left="1080" w:hanging="240"/>
       </w:pPr>
       <w:r>
         <w:rPr>
@@ -1724,23 +1280,7 @@
           <w:sz w:val="20"/>
           <w:u w:val="none"/>
         </w:rPr>
-        <w:t>2. Repeat the test under Local, OnPremise, Wireless and Wired networks</w:t>
-      </w:r>
-    </w:p>
-    <w:p>
-      <w:pPr>
-        <w:spacing w:before="0" w:after="40"/>
-        <w:ind w:left="360" w:hanging="240"/>
-      </w:pPr>
-      <w:r>
-        <w:rPr>
-          <w:rFonts w:ascii="Arial" w:hAnsi="Arial" w:eastAsia="Arial" w:cs="Arial"/>
-          <w:b w:val="0"/>
-          <w:color w:val="000000"/>
-          <w:sz w:val="20"/>
-          <w:u w:val="none"/>
-        </w:rPr>
-        <w:t>3. Verify each network configuration allows normal Printing Service operations</w:t>
+        <w:t>2. Review the Printing Service log for warnings or exceptions</w:t>
       </w:r>
     </w:p>
     <w:p>
@@ -1761,7 +1301,7 @@
     <w:p>
       <w:pPr>
         <w:spacing w:before="0" w:after="40"/>
-        <w:ind w:left="360" w:hanging="240"/>
+        <w:ind w:left="1080" w:hanging="240"/>
       </w:pPr>
       <w:r>
         <w:rPr>
@@ -1771,13 +1311,13 @@
           <w:sz w:val="20"/>
           <w:u w:val="none"/>
         </w:rPr>
-        <w:t>1. The Printing Service with Java 25 runtime operates correctly across all network configurations</w:t>
+        <w:t>1. All print jobs complete successfully</w:t>
       </w:r>
     </w:p>
     <w:p>
       <w:pPr>
         <w:spacing w:before="0" w:after="40"/>
-        <w:ind w:left="360" w:hanging="240"/>
+        <w:ind w:left="1080" w:hanging="240"/>
       </w:pPr>
       <w:r>
         <w:rPr>
@@ -1787,13 +1327,13 @@
           <w:sz w:val="20"/>
           <w:u w:val="none"/>
         </w:rPr>
-        <w:t>2. Print operations triggered from the POS Client function correctly in each network configuration</w:t>
+        <w:t>2. No deprecated API warning, class loading error or runtime exception appears in the log</w:t>
       </w:r>
     </w:p>
     <w:p>
       <w:pPr>
         <w:spacing w:before="0" w:after="40"/>
-        <w:ind w:left="360" w:hanging="240"/>
+        <w:ind w:left="1080" w:hanging="240"/>
       </w:pPr>
       <w:r>
         <w:rPr>
@@ -1803,22 +1343,7 @@
           <w:sz w:val="20"/>
           <w:u w:val="none"/>
         </w:rPr>
-        <w:t>3. No network-related compatibility issues are introduced by the Java 25 upgrade</w:t>
-      </w:r>
-    </w:p>
-    <w:p>
-      <w:pPr>
-        <w:spacing w:before="160" w:after="80"/>
-      </w:pPr>
-      <w:r>
-        <w:rPr>
-          <w:rFonts w:ascii="Arial" w:hAnsi="Arial" w:eastAsia="Arial" w:cs="Arial"/>
-          <w:b/>
-          <w:color w:val="001EFF"/>
-          <w:sz w:val="24"/>
-          <w:u w:val="none"/>
-        </w:rPr>
-        <w:t>C3.HTTP/HTTPS Protocol Compatibility</w:t>
+        <w:t>3. The rewritten code behaves equivalently to the previous implementation</w:t>
       </w:r>
     </w:p>
     <w:p>
@@ -1833,7 +1358,7 @@
           <w:sz w:val="22"/>
           <w:u w:val="none"/>
         </w:rPr>
-        <w:t>C3.1.Verify HTTP and HTTPS Communication Works With Java 25 Runtime</w:t>
+        <w:t>F3.2. Printing Service Stability Under Continuous Print Jobs</w:t>
       </w:r>
     </w:p>
     <w:p>
@@ -1854,7 +1379,7 @@
     <w:p>
       <w:pPr>
         <w:spacing w:before="0" w:after="40"/>
-        <w:ind w:left="360" w:hanging="240"/>
+        <w:ind w:left="1080" w:hanging="240"/>
       </w:pPr>
       <w:r>
         <w:rPr>
@@ -1864,13 +1389,13 @@
           <w:sz w:val="20"/>
           <w:u w:val="none"/>
         </w:rPr>
-        <w:t>1. The Printing Service with Java 25 runtime is installed and running</w:t>
+        <w:t>1. Printing Service is running on Java 25</w:t>
       </w:r>
     </w:p>
     <w:p>
       <w:pPr>
         <w:spacing w:before="0" w:after="40"/>
-        <w:ind w:left="360" w:hanging="240"/>
+        <w:ind w:left="1080" w:hanging="240"/>
       </w:pPr>
       <w:r>
         <w:rPr>
@@ -1880,7 +1405,7 @@
           <w:sz w:val="20"/>
           <w:u w:val="none"/>
         </w:rPr>
-        <w:t>2. Backend services accessible via both HTTP and HTTPS protocols are available</w:t>
+        <w:t>2. Multiple POS stations can submit print jobs</w:t>
       </w:r>
     </w:p>
     <w:p>
@@ -1901,7 +1426,7 @@
     <w:p>
       <w:pPr>
         <w:spacing w:before="0" w:after="40"/>
-        <w:ind w:left="360" w:hanging="240"/>
+        <w:ind w:left="1080" w:hanging="240"/>
       </w:pPr>
       <w:r>
         <w:rPr>
@@ -1911,13 +1436,13 @@
           <w:sz w:val="20"/>
           <w:u w:val="none"/>
         </w:rPr>
-        <w:t>1. Configure the Printing Service to communicate with backend services via HTTP</w:t>
+        <w:t>1. Submit a continuous series of print jobs from POS stations</w:t>
       </w:r>
     </w:p>
     <w:p>
       <w:pPr>
         <w:spacing w:before="0" w:after="40"/>
-        <w:ind w:left="360" w:hanging="240"/>
+        <w:ind w:left="1080" w:hanging="240"/>
       </w:pPr>
       <w:r>
         <w:rPr>
@@ -1927,39 +1452,7 @@
           <w:sz w:val="20"/>
           <w:u w:val="none"/>
         </w:rPr>
-        <w:t>2. Trigger print operations and verify HTTP-based communication works</w:t>
-      </w:r>
-    </w:p>
-    <w:p>
-      <w:pPr>
-        <w:spacing w:before="0" w:after="40"/>
-        <w:ind w:left="360" w:hanging="240"/>
-      </w:pPr>
-      <w:r>
-        <w:rPr>
-          <w:rFonts w:ascii="Arial" w:hAnsi="Arial" w:eastAsia="Arial" w:cs="Arial"/>
-          <w:b w:val="0"/>
-          <w:color w:val="000000"/>
-          <w:sz w:val="20"/>
-          <w:u w:val="none"/>
-        </w:rPr>
-        <w:t>3. Switch the configuration to HTTPS</w:t>
-      </w:r>
-    </w:p>
-    <w:p>
-      <w:pPr>
-        <w:spacing w:before="0" w:after="40"/>
-        <w:ind w:left="360" w:hanging="240"/>
-      </w:pPr>
-      <w:r>
-        <w:rPr>
-          <w:rFonts w:ascii="Arial" w:hAnsi="Arial" w:eastAsia="Arial" w:cs="Arial"/>
-          <w:b w:val="0"/>
-          <w:color w:val="000000"/>
-          <w:sz w:val="20"/>
-          <w:u w:val="none"/>
-        </w:rPr>
-        <w:t>4. Trigger print operations and verify HTTPS-based communication works</w:t>
+        <w:t>2. Monitor the Printing Service status and log throughout the run</w:t>
       </w:r>
     </w:p>
     <w:p>
@@ -1980,7 +1473,7 @@
     <w:p>
       <w:pPr>
         <w:spacing w:before="0" w:after="40"/>
-        <w:ind w:left="360" w:hanging="240"/>
+        <w:ind w:left="1080" w:hanging="240"/>
       </w:pPr>
       <w:r>
         <w:rPr>
@@ -1990,13 +1483,13 @@
           <w:sz w:val="20"/>
           <w:u w:val="none"/>
         </w:rPr>
-        <w:t>1. HTTP communication between the Printing Service and backend services works correctly with Java 25 runtime</w:t>
+        <w:t>1. Printing Service remains running and responsive</w:t>
       </w:r>
     </w:p>
     <w:p>
       <w:pPr>
         <w:spacing w:before="0" w:after="40"/>
-        <w:ind w:left="360" w:hanging="240"/>
+        <w:ind w:left="1080" w:hanging="240"/>
       </w:pPr>
       <w:r>
         <w:rPr>
@@ -2006,13 +1499,13 @@
           <w:sz w:val="20"/>
           <w:u w:val="none"/>
         </w:rPr>
-        <w:t>2. HTTPS communication works correctly with proper certificate validation</w:t>
+        <w:t>2. All submitted print jobs are processed and printed</w:t>
       </w:r>
     </w:p>
     <w:p>
       <w:pPr>
         <w:spacing w:before="0" w:after="40"/>
-        <w:ind w:left="360" w:hanging="240"/>
+        <w:ind w:left="1080" w:hanging="240"/>
       </w:pPr>
       <w:r>
         <w:rPr>
@@ -2022,565 +1515,7 @@
           <w:sz w:val="20"/>
           <w:u w:val="none"/>
         </w:rPr>
-        <w:t>3. No SSL/TLS handshake failures or protocol errors occur under Java 25</w:t>
-      </w:r>
-    </w:p>
-    <w:p>
-      <w:pPr>
-        <w:spacing w:before="200" w:after="120"/>
-      </w:pPr>
-      <w:r>
-        <w:rPr>
-          <w:rFonts w:ascii="Arial" w:hAnsi="Arial" w:eastAsia="Arial" w:cs="Arial"/>
-          <w:b/>
-          <w:color w:val="000000"/>
-          <w:sz w:val="26"/>
-          <w:u w:val="single"/>
-        </w:rPr>
-        <w:t>Test Environment Information</w:t>
-      </w:r>
-    </w:p>
-    <w:p>
-      <w:pPr>
-        <w:spacing w:before="0" w:after="40"/>
-        <w:ind w:left="360" w:hanging="240"/>
-      </w:pPr>
-      <w:r>
-        <w:rPr>
-          <w:rFonts w:ascii="Arial" w:hAnsi="Arial" w:eastAsia="Arial" w:cs="Arial"/>
-          <w:b w:val="0"/>
-          <w:color w:val="000000"/>
-          <w:sz w:val="20"/>
-          <w:u w:val="none"/>
-        </w:rPr>
-        <w:t xml:space="preserve">• </w:t>
-      </w:r>
-      <w:r>
-        <w:rPr>
-          <w:rFonts w:ascii="Arial" w:hAnsi="Arial" w:eastAsia="Arial" w:cs="Arial"/>
-          <w:b/>
-          <w:color w:val="000000"/>
-          <w:sz w:val="20"/>
-          <w:u w:val="none"/>
-        </w:rPr>
-        <w:t>Test Environment</w:t>
-      </w:r>
-      <w:r>
-        <w:rPr>
-          <w:rFonts w:ascii="Arial" w:hAnsi="Arial" w:eastAsia="Arial" w:cs="Arial"/>
-          <w:b w:val="0"/>
-          <w:color w:val="000000"/>
-          <w:sz w:val="20"/>
-          <w:u w:val="none"/>
-        </w:rPr>
-        <w:t>: Local test environment, HQ test environment, ER test environment</w:t>
-      </w:r>
-    </w:p>
-    <w:p>
-      <w:pPr>
-        <w:spacing w:before="0" w:after="40"/>
-        <w:ind w:left="360" w:hanging="240"/>
-      </w:pPr>
-      <w:r>
-        <w:rPr>
-          <w:rFonts w:ascii="Arial" w:hAnsi="Arial" w:eastAsia="Arial" w:cs="Arial"/>
-          <w:b w:val="0"/>
-          <w:color w:val="000000"/>
-          <w:sz w:val="20"/>
-          <w:u w:val="none"/>
-        </w:rPr>
-        <w:t xml:space="preserve">• </w:t>
-      </w:r>
-      <w:r>
-        <w:rPr>
-          <w:rFonts w:ascii="Arial" w:hAnsi="Arial" w:eastAsia="Arial" w:cs="Arial"/>
-          <w:b/>
-          <w:color w:val="000000"/>
-          <w:sz w:val="20"/>
-          <w:u w:val="none"/>
-        </w:rPr>
-        <w:t>Test Devices</w:t>
-      </w:r>
-      <w:r>
-        <w:rPr>
-          <w:rFonts w:ascii="Arial" w:hAnsi="Arial" w:eastAsia="Arial" w:cs="Arial"/>
-          <w:b w:val="0"/>
-          <w:color w:val="000000"/>
-          <w:sz w:val="20"/>
-          <w:u w:val="none"/>
-        </w:rPr>
-        <w:t>: Workstation (Windows 11 Enterprise)</w:t>
-      </w:r>
-    </w:p>
-    <w:p>
-      <w:pPr>
-        <w:spacing w:before="0" w:after="40"/>
-        <w:ind w:left="360" w:hanging="240"/>
-      </w:pPr>
-      <w:r>
-        <w:rPr>
-          <w:rFonts w:ascii="Arial" w:hAnsi="Arial" w:eastAsia="Arial" w:cs="Arial"/>
-          <w:b w:val="0"/>
-          <w:color w:val="000000"/>
-          <w:sz w:val="20"/>
-          <w:u w:val="none"/>
-        </w:rPr>
-        <w:t xml:space="preserve">• </w:t>
-      </w:r>
-      <w:r>
-        <w:rPr>
-          <w:rFonts w:ascii="Arial" w:hAnsi="Arial" w:eastAsia="Arial" w:cs="Arial"/>
-          <w:b/>
-          <w:color w:val="000000"/>
-          <w:sz w:val="20"/>
-          <w:u w:val="none"/>
-        </w:rPr>
-        <w:t>Component</w:t>
-      </w:r>
-      <w:r>
-        <w:rPr>
-          <w:rFonts w:ascii="Arial" w:hAnsi="Arial" w:eastAsia="Arial" w:cs="Arial"/>
-          <w:b w:val="0"/>
-          <w:color w:val="000000"/>
-          <w:sz w:val="20"/>
-          <w:u w:val="none"/>
-        </w:rPr>
-        <w:t>: POS Printing Service</w:t>
-      </w:r>
-    </w:p>
-    <w:p>
-      <w:pPr>
-        <w:spacing w:before="0" w:after="40"/>
-        <w:ind w:left="360" w:hanging="240"/>
-      </w:pPr>
-      <w:r>
-        <w:rPr>
-          <w:rFonts w:ascii="Arial" w:hAnsi="Arial" w:eastAsia="Arial" w:cs="Arial"/>
-          <w:b w:val="0"/>
-          <w:color w:val="000000"/>
-          <w:sz w:val="20"/>
-          <w:u w:val="none"/>
-        </w:rPr>
-        <w:t xml:space="preserve">• </w:t>
-      </w:r>
-      <w:r>
-        <w:rPr>
-          <w:rFonts w:ascii="Arial" w:hAnsi="Arial" w:eastAsia="Arial" w:cs="Arial"/>
-          <w:b/>
-          <w:color w:val="000000"/>
-          <w:sz w:val="20"/>
-          <w:u w:val="none"/>
-        </w:rPr>
-        <w:t>Issue Type</w:t>
-      </w:r>
-      <w:r>
-        <w:rPr>
-          <w:rFonts w:ascii="Arial" w:hAnsi="Arial" w:eastAsia="Arial" w:cs="Arial"/>
-          <w:b w:val="0"/>
-          <w:color w:val="000000"/>
-          <w:sz w:val="20"/>
-          <w:u w:val="none"/>
-        </w:rPr>
-        <w:t>: Improvement</w:t>
-      </w:r>
-    </w:p>
-    <w:p>
-      <w:pPr>
-        <w:spacing w:before="0" w:after="40"/>
-        <w:ind w:left="360" w:hanging="240"/>
-      </w:pPr>
-      <w:r>
-        <w:rPr>
-          <w:rFonts w:ascii="Arial" w:hAnsi="Arial" w:eastAsia="Arial" w:cs="Arial"/>
-          <w:b w:val="0"/>
-          <w:color w:val="000000"/>
-          <w:sz w:val="20"/>
-          <w:u w:val="none"/>
-        </w:rPr>
-        <w:t xml:space="preserve">• </w:t>
-      </w:r>
-      <w:r>
-        <w:rPr>
-          <w:rFonts w:ascii="Arial" w:hAnsi="Arial" w:eastAsia="Arial" w:cs="Arial"/>
-          <w:b/>
-          <w:color w:val="000000"/>
-          <w:sz w:val="20"/>
-          <w:u w:val="none"/>
-        </w:rPr>
-        <w:t>Test Network</w:t>
-      </w:r>
-      <w:r>
-        <w:rPr>
-          <w:rFonts w:ascii="Arial" w:hAnsi="Arial" w:eastAsia="Arial" w:cs="Arial"/>
-          <w:b w:val="0"/>
-          <w:color w:val="000000"/>
-          <w:sz w:val="20"/>
-          <w:u w:val="none"/>
-        </w:rPr>
-        <w:t>: Cloud, Local, OnPremise, Wireless, Wired</w:t>
-      </w:r>
-    </w:p>
-    <w:p>
-      <w:pPr>
-        <w:spacing w:before="0" w:after="40"/>
-        <w:ind w:left="360" w:hanging="240"/>
-      </w:pPr>
-      <w:r>
-        <w:rPr>
-          <w:rFonts w:ascii="Arial" w:hAnsi="Arial" w:eastAsia="Arial" w:cs="Arial"/>
-          <w:b w:val="0"/>
-          <w:color w:val="000000"/>
-          <w:sz w:val="20"/>
-          <w:u w:val="none"/>
-        </w:rPr>
-        <w:t xml:space="preserve">• </w:t>
-      </w:r>
-      <w:r>
-        <w:rPr>
-          <w:rFonts w:ascii="Arial" w:hAnsi="Arial" w:eastAsia="Arial" w:cs="Arial"/>
-          <w:b/>
-          <w:color w:val="000000"/>
-          <w:sz w:val="20"/>
-          <w:u w:val="none"/>
-        </w:rPr>
-        <w:t>Test Protocols</w:t>
-      </w:r>
-      <w:r>
-        <w:rPr>
-          <w:rFonts w:ascii="Arial" w:hAnsi="Arial" w:eastAsia="Arial" w:cs="Arial"/>
-          <w:b w:val="0"/>
-          <w:color w:val="000000"/>
-          <w:sz w:val="20"/>
-          <w:u w:val="none"/>
-        </w:rPr>
-        <w:t>: HTTP, HTTPS</w:t>
-      </w:r>
-    </w:p>
-    <w:p>
-      <w:pPr>
-        <w:spacing w:before="0" w:after="40"/>
-        <w:ind w:left="360" w:hanging="240"/>
-      </w:pPr>
-      <w:r>
-        <w:rPr>
-          <w:rFonts w:ascii="Arial" w:hAnsi="Arial" w:eastAsia="Arial" w:cs="Arial"/>
-          <w:b w:val="0"/>
-          <w:color w:val="000000"/>
-          <w:sz w:val="20"/>
-          <w:u w:val="none"/>
-        </w:rPr>
-        <w:t xml:space="preserve">• </w:t>
-      </w:r>
-      <w:r>
-        <w:rPr>
-          <w:rFonts w:ascii="Arial" w:hAnsi="Arial" w:eastAsia="Arial" w:cs="Arial"/>
-          <w:b/>
-          <w:color w:val="000000"/>
-          <w:sz w:val="20"/>
-          <w:u w:val="none"/>
-        </w:rPr>
-        <w:t>Built-in Browser</w:t>
-      </w:r>
-      <w:r>
-        <w:rPr>
-          <w:rFonts w:ascii="Arial" w:hAnsi="Arial" w:eastAsia="Arial" w:cs="Arial"/>
-          <w:b w:val="0"/>
-          <w:color w:val="000000"/>
-          <w:sz w:val="20"/>
-          <w:u w:val="none"/>
-        </w:rPr>
-        <w:t>: N/A (Printing Service)</w:t>
-      </w:r>
-    </w:p>
-    <w:p>
-      <w:pPr>
-        <w:spacing w:before="0" w:after="40"/>
-        <w:ind w:left="360" w:hanging="240"/>
-      </w:pPr>
-      <w:r>
-        <w:rPr>
-          <w:rFonts w:ascii="Arial" w:hAnsi="Arial" w:eastAsia="Arial" w:cs="Arial"/>
-          <w:b w:val="0"/>
-          <w:color w:val="000000"/>
-          <w:sz w:val="20"/>
-          <w:u w:val="none"/>
-        </w:rPr>
-        <w:t xml:space="preserve">• </w:t>
-      </w:r>
-      <w:r>
-        <w:rPr>
-          <w:rFonts w:ascii="Arial" w:hAnsi="Arial" w:eastAsia="Arial" w:cs="Arial"/>
-          <w:b/>
-          <w:color w:val="000000"/>
-          <w:sz w:val="20"/>
-          <w:u w:val="none"/>
-        </w:rPr>
-        <w:t>QC Tester</w:t>
-      </w:r>
-      <w:r>
-        <w:rPr>
-          <w:rFonts w:ascii="Arial" w:hAnsi="Arial" w:eastAsia="Arial" w:cs="Arial"/>
-          <w:b w:val="0"/>
-          <w:color w:val="000000"/>
-          <w:sz w:val="20"/>
-          <w:u w:val="none"/>
-        </w:rPr>
-        <w:t>: Ryan Xie (ryan.xie@shijigroup.com)</w:t>
-      </w:r>
-    </w:p>
-    <w:p>
-      <w:pPr>
-        <w:spacing w:before="0" w:after="40"/>
-        <w:ind w:left="360" w:hanging="240"/>
-      </w:pPr>
-      <w:r>
-        <w:rPr>
-          <w:rFonts w:ascii="Arial" w:hAnsi="Arial" w:eastAsia="Arial" w:cs="Arial"/>
-          <w:b w:val="0"/>
-          <w:color w:val="000000"/>
-          <w:sz w:val="20"/>
-          <w:u w:val="none"/>
-        </w:rPr>
-        <w:t xml:space="preserve">• </w:t>
-      </w:r>
-      <w:r>
-        <w:rPr>
-          <w:rFonts w:ascii="Arial" w:hAnsi="Arial" w:eastAsia="Arial" w:cs="Arial"/>
-          <w:b/>
-          <w:color w:val="000000"/>
-          <w:sz w:val="20"/>
-          <w:u w:val="none"/>
-        </w:rPr>
-        <w:t>QC Reviewer</w:t>
-      </w:r>
-      <w:r>
-        <w:rPr>
-          <w:rFonts w:ascii="Arial" w:hAnsi="Arial" w:eastAsia="Arial" w:cs="Arial"/>
-          <w:b w:val="0"/>
-          <w:color w:val="000000"/>
-          <w:sz w:val="20"/>
-          <w:u w:val="none"/>
-        </w:rPr>
-        <w:t>: Eric Fang (eric.fang@shijigroup.com)</w:t>
-      </w:r>
-    </w:p>
-    <w:p>
-      <w:pPr>
-        <w:spacing w:before="200" w:after="120"/>
-      </w:pPr>
-      <w:r>
-        <w:rPr>
-          <w:rFonts w:ascii="Arial" w:hAnsi="Arial" w:eastAsia="Arial" w:cs="Arial"/>
-          <w:b/>
-          <w:color w:val="000000"/>
-          <w:sz w:val="26"/>
-          <w:u w:val="single"/>
-        </w:rPr>
-        <w:t>Appendix</w:t>
-      </w:r>
-    </w:p>
-    <w:p>
-      <w:pPr>
-        <w:spacing w:before="160" w:after="80"/>
-      </w:pPr>
-      <w:r>
-        <w:rPr>
-          <w:rFonts w:ascii="Arial" w:hAnsi="Arial" w:eastAsia="Arial" w:cs="Arial"/>
-          <w:b/>
-          <w:color w:val="001EFF"/>
-          <w:sz w:val="24"/>
-          <w:u w:val="none"/>
-        </w:rPr>
-        <w:t>Acceptance Criteria (from JIRA HERO-67223)</w:t>
-      </w:r>
-    </w:p>
-    <w:p>
-      <w:pPr>
-        <w:spacing w:before="0" w:after="80"/>
-      </w:pPr>
-      <w:r>
-        <w:rPr>
-          <w:rFonts w:ascii="Arial" w:hAnsi="Arial" w:eastAsia="Arial" w:cs="Arial"/>
-          <w:b w:val="0"/>
-          <w:color w:val="000000"/>
-          <w:sz w:val="20"/>
-          <w:u w:val="none"/>
-        </w:rPr>
-        <w:t>Upgrade Java version to 25 - Printing Service</w:t>
-      </w:r>
-    </w:p>
-    <w:p>
-      <w:pPr>
-        <w:spacing w:before="0" w:after="80"/>
-      </w:pPr>
-      <w:r>
-        <w:rPr>
-          <w:rFonts w:ascii="Arial" w:hAnsi="Arial" w:eastAsia="Arial" w:cs="Arial"/>
-          <w:b w:val="0"/>
-          <w:color w:val="000000"/>
-          <w:sz w:val="20"/>
-          <w:u w:val="none"/>
-        </w:rPr>
-        <w:t>Release Notes:</w:t>
-      </w:r>
-    </w:p>
-    <w:p>
-      <w:pPr>
-        <w:spacing w:before="0" w:after="40"/>
-        <w:ind w:left="360" w:hanging="240"/>
-      </w:pPr>
-      <w:r>
-        <w:rPr>
-          <w:rFonts w:ascii="Arial" w:hAnsi="Arial" w:eastAsia="Arial" w:cs="Arial"/>
-          <w:b w:val="0"/>
-          <w:color w:val="000000"/>
-          <w:sz w:val="20"/>
-          <w:u w:val="none"/>
-        </w:rPr>
-        <w:t>• System upgrades to Java 25</w:t>
-      </w:r>
-    </w:p>
-    <w:p>
-      <w:pPr>
-        <w:spacing w:before="0" w:after="40"/>
-        <w:ind w:left="360" w:hanging="240"/>
-      </w:pPr>
-      <w:r>
-        <w:rPr>
-          <w:rFonts w:ascii="Arial" w:hAnsi="Arial" w:eastAsia="Arial" w:cs="Arial"/>
-          <w:b w:val="0"/>
-          <w:color w:val="000000"/>
-          <w:sz w:val="20"/>
-          <w:u w:val="none"/>
-        </w:rPr>
-        <w:t>• Gradle version upgrades to 9.7.0</w:t>
-      </w:r>
-    </w:p>
-    <w:p>
-      <w:pPr>
-        <w:spacing w:before="0" w:after="40"/>
-        <w:ind w:left="360" w:hanging="240"/>
-      </w:pPr>
-      <w:r>
-        <w:rPr>
-          <w:rFonts w:ascii="Arial" w:hAnsi="Arial" w:eastAsia="Arial" w:cs="Arial"/>
-          <w:b w:val="0"/>
-          <w:color w:val="000000"/>
-          <w:sz w:val="20"/>
-          <w:u w:val="none"/>
-        </w:rPr>
-        <w:t>• Rewrite deprecated code</w:t>
-      </w:r>
-    </w:p>
-    <w:p>
-      <w:pPr>
-        <w:spacing w:before="0" w:after="40"/>
-        <w:ind w:left="360" w:hanging="240"/>
-      </w:pPr>
-      <w:r>
-        <w:rPr>
-          <w:rFonts w:ascii="Arial" w:hAnsi="Arial" w:eastAsia="Arial" w:cs="Arial"/>
-          <w:b w:val="0"/>
-          <w:color w:val="000000"/>
-          <w:sz w:val="20"/>
-          <w:u w:val="none"/>
-        </w:rPr>
-        <w:t>• Setup: None</w:t>
-      </w:r>
-    </w:p>
-    <w:p>
-      <w:pPr>
-        <w:spacing w:before="0" w:after="80"/>
-      </w:pPr>
-      <w:r>
-        <w:rPr>
-          <w:rFonts w:ascii="Arial" w:hAnsi="Arial" w:eastAsia="Arial" w:cs="Arial"/>
-          <w:b w:val="0"/>
-          <w:color w:val="000000"/>
-          <w:sz w:val="20"/>
-          <w:u w:val="none"/>
-        </w:rPr>
-        <w:t>After the upgrade:</w:t>
-      </w:r>
-    </w:p>
-    <w:p>
-      <w:pPr>
-        <w:spacing w:before="0" w:after="40"/>
-        <w:ind w:left="360" w:hanging="240"/>
-      </w:pPr>
-      <w:r>
-        <w:rPr>
-          <w:rFonts w:ascii="Arial" w:hAnsi="Arial" w:eastAsia="Arial" w:cs="Arial"/>
-          <w:b w:val="0"/>
-          <w:color w:val="000000"/>
-          <w:sz w:val="20"/>
-          <w:u w:val="none"/>
-        </w:rPr>
-        <w:t>• The Printing Service must install and start successfully on supported Windows operating systems</w:t>
-      </w:r>
-    </w:p>
-    <w:p>
-      <w:pPr>
-        <w:spacing w:before="0" w:after="40"/>
-        <w:ind w:left="360" w:hanging="240"/>
-      </w:pPr>
-      <w:r>
-        <w:rPr>
-          <w:rFonts w:ascii="Arial" w:hAnsi="Arial" w:eastAsia="Arial" w:cs="Arial"/>
-          <w:b w:val="0"/>
-          <w:color w:val="000000"/>
-          <w:sz w:val="20"/>
-          <w:u w:val="none"/>
-        </w:rPr>
-        <w:t>• All core print operations (kitchen slip, customer check, action slip, report) must continue to work correctly</w:t>
-      </w:r>
-    </w:p>
-    <w:p>
-      <w:pPr>
-        <w:spacing w:before="0" w:after="40"/>
-        <w:ind w:left="360" w:hanging="240"/>
-      </w:pPr>
-      <w:r>
-        <w:rPr>
-          <w:rFonts w:ascii="Arial" w:hAnsi="Arial" w:eastAsia="Arial" w:cs="Arial"/>
-          <w:b w:val="0"/>
-          <w:color w:val="000000"/>
-          <w:sz w:val="20"/>
-          <w:u w:val="none"/>
-        </w:rPr>
-        <w:t>• The rewritten deprecated code paths must produce equivalent printed output to the previous Java runtime version</w:t>
-      </w:r>
-    </w:p>
-    <w:p>
-      <w:pPr>
-        <w:spacing w:before="0" w:after="40"/>
-        <w:ind w:left="360" w:hanging="240"/>
-      </w:pPr>
-      <w:r>
-        <w:rPr>
-          <w:rFonts w:ascii="Arial" w:hAnsi="Arial" w:eastAsia="Arial" w:cs="Arial"/>
-          <w:b w:val="0"/>
-          <w:color w:val="000000"/>
-          <w:sz w:val="20"/>
-          <w:u w:val="none"/>
-        </w:rPr>
-        <w:t>• HTTP and HTTPS communication with backend services must continue to function correctly</w:t>
-      </w:r>
-    </w:p>
-    <w:p>
-      <w:pPr>
-        <w:spacing w:before="0" w:after="40"/>
-        <w:ind w:left="360" w:hanging="240"/>
-      </w:pPr>
-      <w:r>
-        <w:rPr>
-          <w:rFonts w:ascii="Arial" w:hAnsi="Arial" w:eastAsia="Arial" w:cs="Arial"/>
-          <w:b w:val="0"/>
-          <w:color w:val="000000"/>
-          <w:sz w:val="20"/>
-          <w:u w:val="none"/>
-        </w:rPr>
-        <w:t>• The system must remain stable under typical workloads with no crashes, hangs or memory leaks</w:t>
+        <w:t>3. No service crash, memory error or abnormal restart occurs on the Java 25 runtime</w:t>
       </w:r>
     </w:p>
     <w:sectPr>
